--- a/再论勾股定理.docx
+++ b/再论勾股定理.docx
@@ -3449,6 +3449,22 @@
     <w:p>
       <w:pPr>
         <w:rPr>
+          <w:rFonts w:ascii="Cambria Math" w:hAnsi="Cambria Math" w:hint="eastAsia"/>
+          <w:iCs/>
+        </w:rPr>
+      </w:pPr>
+      <w:r>
+        <w:rPr>
+          <w:rFonts w:ascii="Cambria Math" w:hAnsi="Cambria Math" w:hint="eastAsia"/>
+          <w:iCs/>
+        </w:rPr>
+        <w:lastRenderedPageBreak/>
+        <w:t>事实上不难发现，就是不降维，结果也是一样的，也就是说，涉及维数的运算全都是升维过程，对于观察者来说也是一样的，因为维数对于观察者来说的周期性已经模掉了升维造成影响。</w:t>
+      </w:r>
+    </w:p>
+    <w:p>
+      <w:pPr>
+        <w:rPr>
           <w:rFonts w:ascii="Cambria Math" w:hAnsi="Cambria Math"/>
           <w:i/>
         </w:rPr>
@@ -3458,7 +3474,6 @@
           <w:rFonts w:ascii="Cambria Math" w:hAnsi="Cambria Math" w:hint="eastAsia"/>
           <w:iCs/>
         </w:rPr>
-        <w:lastRenderedPageBreak/>
         <w:t>所以，为什么楼梯悖论，会出现</w:t>
       </w:r>
       <w:r>
@@ -3799,7 +3814,19 @@
         <w:rPr>
           <w:rFonts w:ascii="Cambria Math" w:hAnsi="Cambria Math" w:hint="eastAsia"/>
         </w:rPr>
-        <w:t>所以选择升维降维的方法计算长度仍然是唯一正确的选项。</w:t>
+        <w:t>所以选择升维</w:t>
+      </w:r>
+      <w:r>
+        <w:rPr>
+          <w:rFonts w:ascii="Cambria Math" w:hAnsi="Cambria Math" w:hint="eastAsia"/>
+        </w:rPr>
+        <w:t>（并不需要再降维）</w:t>
+      </w:r>
+      <w:r>
+        <w:rPr>
+          <w:rFonts w:ascii="Cambria Math" w:hAnsi="Cambria Math" w:hint="eastAsia"/>
+        </w:rPr>
+        <w:t>的方法计算长度是唯一正确的选项。</w:t>
       </w:r>
     </w:p>
     <w:p>

--- a/再论勾股定理.docx
+++ b/再论勾股定理.docx
@@ -230,6 +230,11 @@
       </m:oMathPara>
     </w:p>
     <w:p>
+      <w:pPr>
+        <w:rPr>
+          <w:rFonts w:hint="eastAsia"/>
+        </w:rPr>
+      </w:pPr>
       <w:r>
         <w:rPr>
           <w:rFonts w:hint="eastAsia"/>
@@ -238,6 +243,11 @@
       </w:r>
     </w:p>
     <w:p>
+      <w:pPr>
+        <w:rPr>
+          <w:rFonts w:hint="eastAsia"/>
+        </w:rPr>
+      </w:pPr>
       <w:r>
         <w:rPr>
           <w:rFonts w:hint="eastAsia"/>
@@ -246,6 +256,11 @@
       </w:r>
     </w:p>
     <w:p>
+      <w:pPr>
+        <w:rPr>
+          <w:rFonts w:hint="eastAsia"/>
+        </w:rPr>
+      </w:pPr>
       <m:oMathPara>
         <m:oMath>
           <m:r>
@@ -258,10 +273,15 @@
       </m:oMathPara>
     </w:p>
     <w:p>
-      <w:r>
+      <w:pPr>
         <w:rPr>
           <w:rFonts w:hint="eastAsia"/>
         </w:rPr>
+      </w:pPr>
+      <w:r>
+        <w:rPr>
+          <w:rFonts w:hint="eastAsia"/>
+        </w:rPr>
         <w:t>说的是两个维数上的数量直接相加。但是，既然是两个维数，那么就不应该直接相加，因为这会把两个维数</w:t>
       </w:r>
       <w:r>
@@ -293,336 +313,14 @@
           <w:rFonts w:hint="eastAsia"/>
         </w:rPr>
         <w:t>，</w:t>
-      </w:r>
-    </w:p>
-    <w:p>
-      <m:oMathPara>
-        <m:oMath>
-          <m:sSup>
-            <m:sSupPr>
-              <m:ctrlPr>
-                <w:rPr>
-                  <w:rFonts w:ascii="Cambria Math" w:hAnsi="Cambria Math"/>
-                  <w:i/>
-                </w:rPr>
-              </m:ctrlPr>
-            </m:sSupPr>
-            <m:e>
-              <m:r>
-                <w:rPr>
-                  <w:rFonts w:ascii="Cambria Math" w:hAnsi="Cambria Math"/>
-                </w:rPr>
-                <m:t>i</m:t>
-              </m:r>
-            </m:e>
-            <m:sup>
-              <m:r>
-                <w:rPr>
-                  <w:rFonts w:ascii="Cambria Math" w:hAnsi="Cambria Math"/>
-                </w:rPr>
-                <m:t>2</m:t>
-              </m:r>
-            </m:sup>
-          </m:sSup>
-          <m:r>
-            <w:rPr>
-              <w:rFonts w:ascii="Cambria Math" w:hAnsi="Cambria Math"/>
-            </w:rPr>
-            <m:t>=-1</m:t>
-          </m:r>
-        </m:oMath>
-      </m:oMathPara>
-    </w:p>
-    <w:p>
-      <m:oMathPara>
-        <m:oMath>
-          <m:sSup>
-            <m:sSupPr>
-              <m:ctrlPr>
-                <w:rPr>
-                  <w:rFonts w:ascii="Cambria Math" w:hAnsi="Cambria Math"/>
-                  <w:i/>
-                </w:rPr>
-              </m:ctrlPr>
-            </m:sSupPr>
-            <m:e>
-              <m:r>
-                <w:rPr>
-                  <w:rFonts w:ascii="Cambria Math" w:hAnsi="Cambria Math"/>
-                </w:rPr>
-                <m:t>i</m:t>
-              </m:r>
-            </m:e>
-            <m:sup>
-              <m:r>
-                <w:rPr>
-                  <w:rFonts w:ascii="Cambria Math" w:hAnsi="Cambria Math"/>
-                </w:rPr>
-                <m:t>2</m:t>
-              </m:r>
-            </m:sup>
-          </m:sSup>
-          <m:r>
-            <w:rPr>
-              <w:rFonts w:ascii="Cambria Math" w:hAnsi="Cambria Math"/>
-            </w:rPr>
-            <m:t>+1=0</m:t>
-          </m:r>
-        </m:oMath>
-      </m:oMathPara>
-    </w:p>
-    <w:p>
-      <w:r>
-        <w:rPr>
-          <w:rFonts w:hint="eastAsia"/>
-        </w:rPr>
-        <w:t>也就是相邻两个维数的关系，由虚数单位描述的时候，必然引入平方。但是这个平方作为单位，不是普通的“和”，而是和以“-1”为单位的数量的和，也就是差。所以这里的所谓平方和，</w:t>
-      </w:r>
-    </w:p>
-    <w:p>
-      <m:oMathPara>
-        <m:oMath>
-          <m:sSup>
-            <m:sSupPr>
-              <m:ctrlPr>
-                <w:rPr>
-                  <w:rFonts w:ascii="Cambria Math" w:hAnsi="Cambria Math"/>
-                  <w:i/>
-                </w:rPr>
-              </m:ctrlPr>
-            </m:sSupPr>
-            <m:e>
-              <m:r>
-                <w:rPr>
-                  <w:rFonts w:ascii="Cambria Math" w:hAnsi="Cambria Math"/>
-                </w:rPr>
-                <m:t>3</m:t>
-              </m:r>
-            </m:e>
-            <m:sup>
-              <m:r>
-                <w:rPr>
-                  <w:rFonts w:ascii="Cambria Math" w:hAnsi="Cambria Math"/>
-                </w:rPr>
-                <m:t>2</m:t>
-              </m:r>
-            </m:sup>
-          </m:sSup>
-          <m:r>
-            <w:rPr>
-              <w:rFonts w:ascii="Cambria Math" w:hAnsi="Cambria Math"/>
-            </w:rPr>
-            <m:t>+</m:t>
-          </m:r>
-          <m:sSup>
-            <m:sSupPr>
-              <m:ctrlPr>
-                <w:rPr>
-                  <w:rFonts w:ascii="Cambria Math" w:hAnsi="Cambria Math"/>
-                  <w:i/>
-                </w:rPr>
-              </m:ctrlPr>
-            </m:sSupPr>
-            <m:e>
-              <m:r>
-                <w:rPr>
-                  <w:rFonts w:ascii="Cambria Math" w:hAnsi="Cambria Math"/>
-                </w:rPr>
-                <m:t>4</m:t>
-              </m:r>
-            </m:e>
-            <m:sup>
-              <m:r>
-                <w:rPr>
-                  <w:rFonts w:ascii="Cambria Math" w:hAnsi="Cambria Math"/>
-                </w:rPr>
-                <m:t>2</m:t>
-              </m:r>
-            </m:sup>
-          </m:sSup>
-          <m:r>
-            <w:rPr>
-              <w:rFonts w:ascii="Cambria Math" w:hAnsi="Cambria Math"/>
-            </w:rPr>
-            <m:t>=</m:t>
-          </m:r>
-          <m:sSup>
-            <m:sSupPr>
-              <m:ctrlPr>
-                <w:rPr>
-                  <w:rFonts w:ascii="Cambria Math" w:hAnsi="Cambria Math"/>
-                  <w:i/>
-                </w:rPr>
-              </m:ctrlPr>
-            </m:sSupPr>
-            <m:e>
-              <m:r>
-                <w:rPr>
-                  <w:rFonts w:ascii="Cambria Math" w:hAnsi="Cambria Math"/>
-                </w:rPr>
-                <m:t>3</m:t>
-              </m:r>
-            </m:e>
-            <m:sup>
-              <m:r>
-                <w:rPr>
-                  <w:rFonts w:ascii="Cambria Math" w:hAnsi="Cambria Math"/>
-                </w:rPr>
-                <m:t>2</m:t>
-              </m:r>
-            </m:sup>
-          </m:sSup>
-          <m:r>
-            <w:rPr>
-              <w:rFonts w:ascii="Cambria Math" w:hAnsi="Cambria Math"/>
-            </w:rPr>
-            <m:t>-</m:t>
-          </m:r>
-          <m:sSup>
-            <m:sSupPr>
-              <m:ctrlPr>
-                <w:rPr>
-                  <w:rFonts w:ascii="Cambria Math" w:hAnsi="Cambria Math"/>
-                  <w:i/>
-                </w:rPr>
-              </m:ctrlPr>
-            </m:sSupPr>
-            <m:e>
-              <m:d>
-                <m:dPr>
-                  <m:ctrlPr>
-                    <w:rPr>
-                      <w:rFonts w:ascii="Cambria Math" w:hAnsi="Cambria Math"/>
-                      <w:i/>
-                    </w:rPr>
-                  </m:ctrlPr>
-                </m:dPr>
-                <m:e>
-                  <m:r>
-                    <w:rPr>
-                      <w:rFonts w:ascii="Cambria Math" w:hAnsi="Cambria Math"/>
-                    </w:rPr>
-                    <m:t>4i</m:t>
-                  </m:r>
-                </m:e>
-              </m:d>
-            </m:e>
-            <m:sup>
-              <m:r>
-                <w:rPr>
-                  <w:rFonts w:ascii="Cambria Math" w:hAnsi="Cambria Math"/>
-                </w:rPr>
-                <m:t>2</m:t>
-              </m:r>
-            </m:sup>
-          </m:sSup>
-          <m:r>
-            <w:rPr>
-              <w:rFonts w:ascii="Cambria Math" w:hAnsi="Cambria Math"/>
-            </w:rPr>
-            <m:t>=</m:t>
-          </m:r>
-          <m:d>
-            <m:dPr>
-              <m:ctrlPr>
-                <w:rPr>
-                  <w:rFonts w:ascii="Cambria Math" w:hAnsi="Cambria Math"/>
-                  <w:i/>
-                </w:rPr>
-              </m:ctrlPr>
-            </m:dPr>
-            <m:e>
-              <m:r>
-                <w:rPr>
-                  <w:rFonts w:ascii="Cambria Math" w:hAnsi="Cambria Math"/>
-                </w:rPr>
-                <m:t>3+4i</m:t>
-              </m:r>
-            </m:e>
-          </m:d>
-          <m:d>
-            <m:dPr>
-              <m:ctrlPr>
-                <w:rPr>
-                  <w:rFonts w:ascii="Cambria Math" w:hAnsi="Cambria Math"/>
-                  <w:i/>
-                </w:rPr>
-              </m:ctrlPr>
-            </m:dPr>
-            <m:e>
-              <m:r>
-                <w:rPr>
-                  <w:rFonts w:ascii="Cambria Math" w:hAnsi="Cambria Math"/>
-                </w:rPr>
-                <m:t>3-4i</m:t>
-              </m:r>
-            </m:e>
-          </m:d>
-        </m:oMath>
-      </m:oMathPara>
-    </w:p>
-    <w:p>
-      <w:r>
-        <w:rPr>
-          <w:rFonts w:hint="eastAsia"/>
-        </w:rPr>
-        <w:t>其实就是相邻维数之间的平方差。也就是两者的和与两者的差之积。</w:t>
-      </w:r>
-      <w:r>
-        <w:rPr>
-          <w:rFonts w:hint="eastAsia"/>
-        </w:rPr>
-        <w:t>两者的和我们容易理解，就像</w:t>
-      </w:r>
-      <m:oMath>
-        <m:r>
-          <w:rPr>
-            <w:rFonts w:ascii="Cambria Math" w:hAnsi="Cambria Math"/>
-          </w:rPr>
-          <m:t>3+4i</m:t>
-        </m:r>
-      </m:oMath>
-      <w:r>
-        <w:rPr>
-          <w:rFonts w:hint="eastAsia"/>
-        </w:rPr>
-        <w:t>那样，而这里用</w:t>
-      </w:r>
-      <m:oMath>
-        <m:r>
-          <w:rPr>
-            <w:rFonts w:ascii="Cambria Math" w:hAnsi="Cambria Math"/>
-          </w:rPr>
-          <m:t>3+4i</m:t>
-        </m:r>
-      </m:oMath>
-      <w:r>
-        <w:rPr>
-          <w:rFonts w:hint="eastAsia"/>
-        </w:rPr>
-        <w:t>，就已经包含了两个相继维数的概念，那么两者的差是什么？</w:t>
       </w:r>
     </w:p>
     <w:p>
       <w:pPr>
         <w:rPr>
-          <w:rFonts w:ascii="Cambria Math" w:hAnsi="Cambria Math"/>
-          <w:i/>
+          <w:rFonts w:hint="eastAsia"/>
         </w:rPr>
       </w:pPr>
-      <w:r>
-        <w:rPr>
-          <w:rFonts w:hint="eastAsia"/>
-        </w:rPr>
-        <w:t>虽然差不知道是什么，但是我们可以再次引入，</w:t>
-      </w:r>
-      <w:r>
-        <w:rPr>
-          <w:rFonts w:ascii="Cambria Math" w:hAnsi="Cambria Math"/>
-          <w:i/>
-        </w:rPr>
-        <w:br/>
-      </w:r>
       <m:oMathPara>
         <m:oMath>
           <m:sSup>
@@ -663,7 +361,354 @@
     <w:p>
       <w:pPr>
         <w:rPr>
-          <w:rFonts w:ascii="Cambria Math" w:hAnsi="Cambria Math" w:hint="eastAsia"/>
+          <w:rFonts w:hint="eastAsia"/>
+        </w:rPr>
+      </w:pPr>
+      <m:oMathPara>
+        <m:oMath>
+          <m:sSup>
+            <m:sSupPr>
+              <m:ctrlPr>
+                <w:rPr>
+                  <w:rFonts w:ascii="Cambria Math" w:hAnsi="Cambria Math"/>
+                  <w:i/>
+                </w:rPr>
+              </m:ctrlPr>
+            </m:sSupPr>
+            <m:e>
+              <m:r>
+                <w:rPr>
+                  <w:rFonts w:ascii="Cambria Math" w:hAnsi="Cambria Math"/>
+                </w:rPr>
+                <m:t>i</m:t>
+              </m:r>
+            </m:e>
+            <m:sup>
+              <m:r>
+                <w:rPr>
+                  <w:rFonts w:ascii="Cambria Math" w:hAnsi="Cambria Math"/>
+                </w:rPr>
+                <m:t>2</m:t>
+              </m:r>
+            </m:sup>
+          </m:sSup>
+          <m:r>
+            <w:rPr>
+              <w:rFonts w:ascii="Cambria Math" w:hAnsi="Cambria Math"/>
+            </w:rPr>
+            <m:t>+1=0</m:t>
+          </m:r>
+        </m:oMath>
+      </m:oMathPara>
+    </w:p>
+    <w:p>
+      <w:pPr>
+        <w:rPr>
+          <w:rFonts w:hint="eastAsia"/>
+        </w:rPr>
+      </w:pPr>
+      <w:r>
+        <w:rPr>
+          <w:rFonts w:hint="eastAsia"/>
+        </w:rPr>
+        <w:t>也就是相邻两个维数的关系，由虚数单位描述的时候，必然引入平方。但是这个平方作为单位，不是普通的“和”，而是和以“-1”为单位的数量的和，也就是差。所以这里的所谓平方和，</w:t>
+      </w:r>
+    </w:p>
+    <w:p>
+      <w:pPr>
+        <w:rPr>
+          <w:rFonts w:hint="eastAsia"/>
+        </w:rPr>
+      </w:pPr>
+      <m:oMathPara>
+        <m:oMath>
+          <m:sSup>
+            <m:sSupPr>
+              <m:ctrlPr>
+                <w:rPr>
+                  <w:rFonts w:ascii="Cambria Math" w:hAnsi="Cambria Math"/>
+                  <w:i/>
+                </w:rPr>
+              </m:ctrlPr>
+            </m:sSupPr>
+            <m:e>
+              <m:r>
+                <w:rPr>
+                  <w:rFonts w:ascii="Cambria Math" w:hAnsi="Cambria Math"/>
+                </w:rPr>
+                <m:t>3</m:t>
+              </m:r>
+            </m:e>
+            <m:sup>
+              <m:r>
+                <w:rPr>
+                  <w:rFonts w:ascii="Cambria Math" w:hAnsi="Cambria Math"/>
+                </w:rPr>
+                <m:t>2</m:t>
+              </m:r>
+            </m:sup>
+          </m:sSup>
+          <m:r>
+            <w:rPr>
+              <w:rFonts w:ascii="Cambria Math" w:hAnsi="Cambria Math"/>
+            </w:rPr>
+            <m:t>+</m:t>
+          </m:r>
+          <m:sSup>
+            <m:sSupPr>
+              <m:ctrlPr>
+                <w:rPr>
+                  <w:rFonts w:ascii="Cambria Math" w:hAnsi="Cambria Math"/>
+                  <w:i/>
+                </w:rPr>
+              </m:ctrlPr>
+            </m:sSupPr>
+            <m:e>
+              <m:r>
+                <w:rPr>
+                  <w:rFonts w:ascii="Cambria Math" w:hAnsi="Cambria Math"/>
+                </w:rPr>
+                <m:t>4</m:t>
+              </m:r>
+            </m:e>
+            <m:sup>
+              <m:r>
+                <w:rPr>
+                  <w:rFonts w:ascii="Cambria Math" w:hAnsi="Cambria Math"/>
+                </w:rPr>
+                <m:t>2</m:t>
+              </m:r>
+            </m:sup>
+          </m:sSup>
+          <m:r>
+            <w:rPr>
+              <w:rFonts w:ascii="Cambria Math" w:hAnsi="Cambria Math"/>
+            </w:rPr>
+            <m:t>=</m:t>
+          </m:r>
+          <m:sSup>
+            <m:sSupPr>
+              <m:ctrlPr>
+                <w:rPr>
+                  <w:rFonts w:ascii="Cambria Math" w:hAnsi="Cambria Math"/>
+                  <w:i/>
+                </w:rPr>
+              </m:ctrlPr>
+            </m:sSupPr>
+            <m:e>
+              <m:r>
+                <w:rPr>
+                  <w:rFonts w:ascii="Cambria Math" w:hAnsi="Cambria Math"/>
+                </w:rPr>
+                <m:t>3</m:t>
+              </m:r>
+            </m:e>
+            <m:sup>
+              <m:r>
+                <w:rPr>
+                  <w:rFonts w:ascii="Cambria Math" w:hAnsi="Cambria Math"/>
+                </w:rPr>
+                <m:t>2</m:t>
+              </m:r>
+            </m:sup>
+          </m:sSup>
+          <m:r>
+            <w:rPr>
+              <w:rFonts w:ascii="Cambria Math" w:hAnsi="Cambria Math"/>
+            </w:rPr>
+            <m:t>-</m:t>
+          </m:r>
+          <m:sSup>
+            <m:sSupPr>
+              <m:ctrlPr>
+                <w:rPr>
+                  <w:rFonts w:ascii="Cambria Math" w:hAnsi="Cambria Math"/>
+                  <w:i/>
+                </w:rPr>
+              </m:ctrlPr>
+            </m:sSupPr>
+            <m:e>
+              <m:d>
+                <m:dPr>
+                  <m:ctrlPr>
+                    <w:rPr>
+                      <w:rFonts w:ascii="Cambria Math" w:hAnsi="Cambria Math"/>
+                      <w:i/>
+                    </w:rPr>
+                  </m:ctrlPr>
+                </m:dPr>
+                <m:e>
+                  <m:r>
+                    <w:rPr>
+                      <w:rFonts w:ascii="Cambria Math" w:hAnsi="Cambria Math"/>
+                    </w:rPr>
+                    <m:t>4i</m:t>
+                  </m:r>
+                </m:e>
+              </m:d>
+            </m:e>
+            <m:sup>
+              <m:r>
+                <w:rPr>
+                  <w:rFonts w:ascii="Cambria Math" w:hAnsi="Cambria Math"/>
+                </w:rPr>
+                <m:t>2</m:t>
+              </m:r>
+            </m:sup>
+          </m:sSup>
+          <m:r>
+            <w:rPr>
+              <w:rFonts w:ascii="Cambria Math" w:hAnsi="Cambria Math"/>
+            </w:rPr>
+            <m:t>=</m:t>
+          </m:r>
+          <m:d>
+            <m:dPr>
+              <m:ctrlPr>
+                <w:rPr>
+                  <w:rFonts w:ascii="Cambria Math" w:hAnsi="Cambria Math"/>
+                  <w:i/>
+                </w:rPr>
+              </m:ctrlPr>
+            </m:dPr>
+            <m:e>
+              <m:r>
+                <w:rPr>
+                  <w:rFonts w:ascii="Cambria Math" w:hAnsi="Cambria Math"/>
+                </w:rPr>
+                <m:t>3+4i</m:t>
+              </m:r>
+            </m:e>
+          </m:d>
+          <m:d>
+            <m:dPr>
+              <m:ctrlPr>
+                <w:rPr>
+                  <w:rFonts w:ascii="Cambria Math" w:hAnsi="Cambria Math"/>
+                  <w:i/>
+                </w:rPr>
+              </m:ctrlPr>
+            </m:dPr>
+            <m:e>
+              <m:r>
+                <w:rPr>
+                  <w:rFonts w:ascii="Cambria Math" w:hAnsi="Cambria Math"/>
+                </w:rPr>
+                <m:t>3-4i</m:t>
+              </m:r>
+            </m:e>
+          </m:d>
+        </m:oMath>
+      </m:oMathPara>
+    </w:p>
+    <w:p>
+      <w:pPr>
+        <w:rPr>
+          <w:rFonts w:hint="eastAsia"/>
+        </w:rPr>
+      </w:pPr>
+      <w:r>
+        <w:rPr>
+          <w:rFonts w:hint="eastAsia"/>
+        </w:rPr>
+        <w:t>其实就是相邻维数之间的平方差。也就是两者的和与两者的差之积。</w:t>
+      </w:r>
+      <w:r>
+        <w:rPr>
+          <w:rFonts w:hint="eastAsia"/>
+        </w:rPr>
+        <w:t>两者的和我们容易理解，就像</w:t>
+      </w:r>
+      <m:oMath>
+        <m:r>
+          <w:rPr>
+            <w:rFonts w:ascii="Cambria Math" w:hAnsi="Cambria Math"/>
+          </w:rPr>
+          <m:t>3+4i</m:t>
+        </m:r>
+      </m:oMath>
+      <w:r>
+        <w:rPr>
+          <w:rFonts w:hint="eastAsia"/>
+        </w:rPr>
+        <w:t>那样，而这里用</w:t>
+      </w:r>
+      <m:oMath>
+        <m:r>
+          <w:rPr>
+            <w:rFonts w:ascii="Cambria Math" w:hAnsi="Cambria Math"/>
+          </w:rPr>
+          <m:t>3+4i</m:t>
+        </m:r>
+      </m:oMath>
+      <w:r>
+        <w:rPr>
+          <w:rFonts w:hint="eastAsia"/>
+        </w:rPr>
+        <w:t>，就已经包含了两个相继维数的概念，那么两者的差是什么？</w:t>
+      </w:r>
+    </w:p>
+    <w:p>
+      <w:pPr>
+        <w:rPr>
+          <w:rFonts w:ascii="Cambria Math" w:hAnsi="Cambria Math"/>
+          <w:i/>
+        </w:rPr>
+      </w:pPr>
+      <w:r>
+        <w:rPr>
+          <w:rFonts w:hint="eastAsia"/>
+        </w:rPr>
+        <w:t>虽然差不知道是什么，但是我们可以再次引入，</w:t>
+      </w:r>
+      <w:r>
+        <w:rPr>
+          <w:rFonts w:ascii="Cambria Math" w:hAnsi="Cambria Math"/>
+          <w:i/>
+        </w:rPr>
+        <w:br/>
+      </w:r>
+      <m:oMathPara>
+        <m:oMath>
+          <m:sSup>
+            <m:sSupPr>
+              <m:ctrlPr>
+                <w:rPr>
+                  <w:rFonts w:ascii="Cambria Math" w:hAnsi="Cambria Math"/>
+                  <w:i/>
+                </w:rPr>
+              </m:ctrlPr>
+            </m:sSupPr>
+            <m:e>
+              <m:r>
+                <w:rPr>
+                  <w:rFonts w:ascii="Cambria Math" w:hAnsi="Cambria Math"/>
+                </w:rPr>
+                <m:t>i</m:t>
+              </m:r>
+            </m:e>
+            <m:sup>
+              <m:r>
+                <w:rPr>
+                  <w:rFonts w:ascii="Cambria Math" w:hAnsi="Cambria Math"/>
+                </w:rPr>
+                <m:t>2</m:t>
+              </m:r>
+            </m:sup>
+          </m:sSup>
+          <m:r>
+            <w:rPr>
+              <w:rFonts w:ascii="Cambria Math" w:hAnsi="Cambria Math"/>
+            </w:rPr>
+            <m:t>=-1</m:t>
+          </m:r>
+        </m:oMath>
+      </m:oMathPara>
+    </w:p>
+    <w:p>
+      <w:pPr>
+        <w:rPr>
+          <w:rFonts w:ascii="Cambria Math" w:hAnsi="Cambria Math"/>
           <w:iCs/>
         </w:rPr>
       </w:pPr>
@@ -700,13 +745,7 @@
           <w:rPr>
             <w:rFonts w:ascii="Cambria Math" w:hAnsi="Cambria Math"/>
           </w:rPr>
-          <m:t>4i</m:t>
-        </m:r>
-        <m:r>
-          <w:rPr>
-            <w:rFonts w:ascii="Cambria Math" w:hAnsi="Cambria Math"/>
-          </w:rPr>
-          <m:t>∙</m:t>
+          <m:t>4i∙</m:t>
         </m:r>
         <m:sSup>
           <m:sSupPr>
@@ -824,19 +863,7 @@
                 <w:rPr>
                   <w:rFonts w:ascii="Cambria Math" w:hAnsi="Cambria Math"/>
                 </w:rPr>
-                <m:t>3</m:t>
-              </m:r>
-              <m:r>
-                <w:rPr>
-                  <w:rFonts w:ascii="Cambria Math" w:hAnsi="Cambria Math"/>
-                </w:rPr>
-                <m:t>+</m:t>
-              </m:r>
-              <m:r>
-                <w:rPr>
-                  <w:rFonts w:ascii="Cambria Math" w:hAnsi="Cambria Math"/>
-                </w:rPr>
-                <m:t>4i</m:t>
+                <m:t>3+4i</m:t>
               </m:r>
               <m:sSup>
                 <m:sSupPr>
@@ -946,7 +973,7 @@
     <w:p>
       <w:pPr>
         <w:rPr>
-          <w:rFonts w:ascii="Cambria Math" w:hAnsi="Cambria Math" w:hint="eastAsia"/>
+          <w:rFonts w:ascii="Cambria Math" w:hAnsi="Cambria Math"/>
           <w:iCs/>
         </w:rPr>
       </w:pPr>
@@ -1074,13 +1101,7 @@
           <w:rPr>
             <w:rFonts w:ascii="Cambria Math" w:hAnsi="Cambria Math"/>
           </w:rPr>
-          <m:t>3</m:t>
-        </m:r>
-        <m:r>
-          <w:rPr>
-            <w:rFonts w:ascii="Cambria Math" w:hAnsi="Cambria Math"/>
-          </w:rPr>
-          <m:t>×4</m:t>
+          <m:t>3×4</m:t>
         </m:r>
         <m:r>
           <w:rPr>
@@ -1206,7 +1227,7 @@
     <w:p>
       <w:pPr>
         <w:rPr>
-          <w:rFonts w:ascii="Cambria Math" w:hAnsi="Cambria Math" w:hint="eastAsia"/>
+          <w:rFonts w:ascii="Cambria Math" w:hAnsi="Cambria Math"/>
           <w:iCs/>
         </w:rPr>
       </w:pPr>
@@ -1662,13 +1683,7 @@
                 <w:rPr>
                   <w:rFonts w:ascii="Cambria Math" w:hAnsi="Cambria Math"/>
                 </w:rPr>
-                <m:t>+</m:t>
-              </m:r>
-              <m:r>
-                <w:rPr>
-                  <w:rFonts w:ascii="Cambria Math" w:hAnsi="Cambria Math"/>
-                </w:rPr>
-                <m:t>4i</m:t>
+                <m:t>+4i</m:t>
               </m:r>
             </m:e>
           </m:d>
@@ -2048,13 +2063,7 @@
             <w:rPr>
               <w:rFonts w:ascii="Cambria Math" w:hAnsi="Cambria Math"/>
             </w:rPr>
-            <m:t>+4i</m:t>
-          </m:r>
-          <m:r>
-            <w:rPr>
-              <w:rFonts w:ascii="Cambria Math" w:hAnsi="Cambria Math"/>
-            </w:rPr>
-            <m:t>∙</m:t>
+            <m:t>+4i∙</m:t>
           </m:r>
           <m:f>
             <m:fPr>
@@ -2106,13 +2115,7 @@
             <w:rPr>
               <w:rFonts w:ascii="Cambria Math" w:hAnsi="Cambria Math"/>
             </w:rPr>
-            <m:t>-</m:t>
-          </m:r>
-          <m:r>
-            <w:rPr>
-              <w:rFonts w:ascii="Cambria Math" w:hAnsi="Cambria Math"/>
-            </w:rPr>
-            <m:t>4i∙</m:t>
+            <m:t>-4i∙</m:t>
           </m:r>
           <m:f>
             <m:fPr>
@@ -2616,7 +2619,7 @@
     <w:p>
       <w:pPr>
         <w:rPr>
-          <w:rFonts w:ascii="Cambria Math" w:hAnsi="Cambria Math" w:hint="eastAsia"/>
+          <w:rFonts w:ascii="Cambria Math" w:hAnsi="Cambria Math"/>
         </w:rPr>
       </w:pPr>
       <m:oMathPara>
@@ -2801,25 +2804,7 @@
                     <w:rPr>
                       <w:rFonts w:ascii="Cambria Math" w:hAnsi="Cambria Math"/>
                     </w:rPr>
-                    <m:t>+</m:t>
-                  </m:r>
-                  <m:r>
-                    <w:rPr>
-                      <w:rFonts w:ascii="Cambria Math" w:hAnsi="Cambria Math"/>
-                    </w:rPr>
-                    <m:t>3</m:t>
-                  </m:r>
-                  <m:r>
-                    <w:rPr>
-                      <w:rFonts w:ascii="Cambria Math" w:hAnsi="Cambria Math"/>
-                    </w:rPr>
-                    <m:t>×4i+3</m:t>
-                  </m:r>
-                  <m:r>
-                    <w:rPr>
-                      <w:rFonts w:ascii="Cambria Math" w:hAnsi="Cambria Math"/>
-                    </w:rPr>
-                    <m:t>×4</m:t>
+                    <m:t>+3×4i+3×4</m:t>
                   </m:r>
                   <m:sSup>
                     <m:sSupPr>
@@ -2851,25 +2836,7 @@
                     <w:rPr>
                       <w:rFonts w:ascii="Cambria Math" w:hAnsi="Cambria Math"/>
                     </w:rPr>
-                    <m:t>+</m:t>
-                  </m:r>
-                  <m:r>
-                    <w:rPr>
-                      <w:rFonts w:ascii="Cambria Math" w:hAnsi="Cambria Math"/>
-                    </w:rPr>
-                    <m:t>4i</m:t>
-                  </m:r>
-                  <m:r>
-                    <w:rPr>
-                      <w:rFonts w:ascii="Cambria Math" w:hAnsi="Cambria Math"/>
-                    </w:rPr>
-                    <m:t>×</m:t>
-                  </m:r>
-                  <m:r>
-                    <w:rPr>
-                      <w:rFonts w:ascii="Cambria Math" w:hAnsi="Cambria Math"/>
-                    </w:rPr>
-                    <m:t>4</m:t>
+                    <m:t>+4i×4</m:t>
                   </m:r>
                   <m:sSup>
                     <m:sSupPr>
@@ -2999,25 +2966,7 @@
                     <w:rPr>
                       <w:rFonts w:ascii="Cambria Math" w:hAnsi="Cambria Math"/>
                     </w:rPr>
-                    <m:t>+</m:t>
-                  </m:r>
-                  <m:r>
-                    <w:rPr>
-                      <w:rFonts w:ascii="Cambria Math" w:hAnsi="Cambria Math"/>
-                    </w:rPr>
-                    <m:t>12</m:t>
-                  </m:r>
-                  <m:r>
-                    <w:rPr>
-                      <w:rFonts w:ascii="Cambria Math" w:hAnsi="Cambria Math"/>
-                    </w:rPr>
-                    <m:t>i+</m:t>
-                  </m:r>
-                  <m:r>
-                    <w:rPr>
-                      <w:rFonts w:ascii="Cambria Math" w:hAnsi="Cambria Math"/>
-                    </w:rPr>
-                    <m:t>12</m:t>
+                    <m:t>+12i+12</m:t>
                   </m:r>
                   <m:sSup>
                     <m:sSupPr>
@@ -3179,37 +3128,7 @@
                     <w:rPr>
                       <w:rFonts w:ascii="Cambria Math" w:hAnsi="Cambria Math"/>
                     </w:rPr>
-                    <m:t>9</m:t>
-                  </m:r>
-                  <m:r>
-                    <w:rPr>
-                      <w:rFonts w:ascii="Cambria Math" w:hAnsi="Cambria Math"/>
-                    </w:rPr>
-                    <m:t>+12i</m:t>
-                  </m:r>
-                  <m:r>
-                    <w:rPr>
-                      <w:rFonts w:ascii="Cambria Math" w:hAnsi="Cambria Math"/>
-                    </w:rPr>
-                    <m:t>-</m:t>
-                  </m:r>
-                  <m:r>
-                    <w:rPr>
-                      <w:rFonts w:ascii="Cambria Math" w:hAnsi="Cambria Math"/>
-                    </w:rPr>
-                    <m:t>12</m:t>
-                  </m:r>
-                  <m:r>
-                    <w:rPr>
-                      <w:rFonts w:ascii="Cambria Math" w:hAnsi="Cambria Math"/>
-                    </w:rPr>
-                    <m:t>i</m:t>
-                  </m:r>
-                  <m:r>
-                    <w:rPr>
-                      <w:rFonts w:ascii="Cambria Math" w:hAnsi="Cambria Math"/>
-                    </w:rPr>
-                    <m:t>+16</m:t>
+                    <m:t>9+12i-12i+16</m:t>
                   </m:r>
                   <m:ctrlPr>
                     <w:rPr>
@@ -3449,7 +3368,7 @@
     <w:p>
       <w:pPr>
         <w:rPr>
-          <w:rFonts w:ascii="Cambria Math" w:hAnsi="Cambria Math" w:hint="eastAsia"/>
+          <w:rFonts w:ascii="Cambria Math" w:hAnsi="Cambria Math"/>
           <w:iCs/>
         </w:rPr>
       </w:pPr>
@@ -3866,11 +3785,101 @@
           <w:rFonts w:ascii="Cambria Math" w:hAnsi="Cambria Math" w:hint="eastAsia"/>
         </w:rPr>
       </w:pPr>
+      <w:r>
+        <w:rPr>
+          <w:rFonts w:ascii="Cambria Math" w:hAnsi="Cambria Math" w:hint="eastAsia"/>
+        </w:rPr>
+        <w:t>从上面的分析不难看出，平面直角坐标系上的一个直角三角形，实际上是四个维数被压缩到一个平面的结果。</w:t>
+      </w:r>
+      <w:r>
+        <w:rPr>
+          <w:rFonts w:ascii="Cambria Math" w:hAnsi="Cambria Math" w:hint="eastAsia"/>
+        </w:rPr>
+        <w:t>0</w:t>
+      </w:r>
+      <w:r>
+        <w:rPr>
+          <w:rFonts w:ascii="Cambria Math" w:hAnsi="Cambria Math" w:hint="eastAsia"/>
+        </w:rPr>
+        <w:t>维的点在</w:t>
+      </w:r>
+      <w:r>
+        <w:rPr>
+          <w:rFonts w:ascii="Cambria Math" w:hAnsi="Cambria Math" w:hint="eastAsia"/>
+        </w:rPr>
+        <w:t>x</w:t>
+      </w:r>
+      <w:r>
+        <w:rPr>
+          <w:rFonts w:ascii="Cambria Math" w:hAnsi="Cambria Math" w:hint="eastAsia"/>
+        </w:rPr>
+        <w:t>方向上拉成一维的线，在</w:t>
+      </w:r>
+      <w:r>
+        <w:rPr>
+          <w:rFonts w:ascii="Cambria Math" w:hAnsi="Cambria Math" w:hint="eastAsia"/>
+        </w:rPr>
+        <w:t>y</w:t>
+      </w:r>
+      <w:r>
+        <w:rPr>
+          <w:rFonts w:ascii="Cambria Math" w:hAnsi="Cambria Math" w:hint="eastAsia"/>
+        </w:rPr>
+        <w:t>方向上拉成第</w:t>
+      </w:r>
+      <w:r>
+        <w:rPr>
+          <w:rFonts w:ascii="Cambria Math" w:hAnsi="Cambria Math" w:hint="eastAsia"/>
+        </w:rPr>
+        <w:t>2</w:t>
+      </w:r>
+      <w:r>
+        <w:rPr>
+          <w:rFonts w:ascii="Cambria Math" w:hAnsi="Cambria Math" w:hint="eastAsia"/>
+        </w:rPr>
+        <w:t>维的线，在线的两端，连接起来构成第</w:t>
+      </w:r>
+      <w:r>
+        <w:rPr>
+          <w:rFonts w:ascii="Cambria Math" w:hAnsi="Cambria Math" w:hint="eastAsia"/>
+        </w:rPr>
+        <w:t>3</w:t>
+      </w:r>
+      <w:r>
+        <w:rPr>
+          <w:rFonts w:ascii="Cambria Math" w:hAnsi="Cambria Math" w:hint="eastAsia"/>
+        </w:rPr>
+        <w:t>维的线</w:t>
+      </w:r>
+      <w:r>
+        <w:rPr>
+          <w:rFonts w:ascii="Cambria Math" w:hAnsi="Cambria Math" w:hint="eastAsia"/>
+        </w:rPr>
+        <w:t>。也就是说，四个维数都不在一个平面上，但都投影在一个平面上。</w:t>
+      </w:r>
+      <w:r>
+        <w:rPr>
+          <w:rFonts w:ascii="Cambria Math" w:hAnsi="Cambria Math" w:hint="eastAsia"/>
+        </w:rPr>
+        <w:t>而从维数的不连续角度考虑，这些线其实都是各自断开的，只是正面投影到同一个平面上，才有了闭合的直角三角形。这一点和欧拉方程的螺旋线投影到平面上就是一个圆的原理是一样的。低维空间的复杂性，在高维空间是简单的，出现复杂状况，很可能就是高维空间</w:t>
+      </w:r>
+      <w:r>
+        <w:rPr>
+          <w:rFonts w:ascii="Cambria Math" w:hAnsi="Cambria Math" w:hint="eastAsia"/>
+        </w:rPr>
+        <w:t>到低维空间的投影相互</w:t>
+      </w:r>
+      <w:r>
+        <w:rPr>
+          <w:rFonts w:ascii="Cambria Math" w:hAnsi="Cambria Math" w:hint="eastAsia"/>
+        </w:rPr>
+        <w:t>叠加的结果。</w:t>
+      </w:r>
     </w:p>
     <w:p>
       <w:pPr>
         <w:rPr>
-          <w:rFonts w:ascii="Cambria Math" w:hAnsi="Cambria Math" w:hint="eastAsia"/>
+          <w:rFonts w:ascii="Cambria Math" w:hAnsi="Cambria Math"/>
           <w:iCs/>
         </w:rPr>
       </w:pPr>

--- a/再论勾股定理.docx
+++ b/再论勾股定理.docx
@@ -137,7 +137,21 @@
         <w:rPr>
           <w:rFonts w:hint="eastAsia"/>
         </w:rPr>
-        <w:t>无论这个楼梯的折线折成多少段，每一段的长度和高度是多少，总之水平方向上的长度之和总是等于4，竖直方向上的长度之和，总是等于3。现在，让我们考虑极限的情况，也就是说，其折段的次数无限增加，那么最终，这个楼梯就会显得像是斜坡本身，而我们知道，根据勾股定理，这时候斜坡的斜边长度为，</w:t>
+        <w:t>无论这个楼梯的折线折成多少段，每一段的长度和高度是多少，总之水平方向上的长度之和总是等于4，竖直方向上的长度之和，总是等于3。现在，让我们考虑极限的情况，也就是说，</w:t>
+      </w:r>
+      <w:proofErr w:type="gramStart"/>
+      <w:r>
+        <w:rPr>
+          <w:rFonts w:hint="eastAsia"/>
+        </w:rPr>
+        <w:t>其折段</w:t>
+      </w:r>
+      <w:proofErr w:type="gramEnd"/>
+      <w:r>
+        <w:rPr>
+          <w:rFonts w:hint="eastAsia"/>
+        </w:rPr>
+        <w:t>的次数无限增加，那么最终，这个楼梯就会显得像是斜坡本身，而我们知道，根据勾股定理，这时候斜坡的斜边长度为，</w:t>
       </w:r>
     </w:p>
     <w:p>
@@ -239,7 +253,21 @@
         <w:rPr>
           <w:rFonts w:hint="eastAsia"/>
         </w:rPr>
-        <w:t>明明是一条长度无论如何都是7的折线，为什么对其无限折段之后，长度会变成5呢？7怎么能等于5呢？而这个问题就是所谓的楼梯悖论。</w:t>
+        <w:t>明明是一条长度无论如何都是7的折线，为什么对其</w:t>
+      </w:r>
+      <w:proofErr w:type="gramStart"/>
+      <w:r>
+        <w:rPr>
+          <w:rFonts w:hint="eastAsia"/>
+        </w:rPr>
+        <w:t>无限折段之后</w:t>
+      </w:r>
+      <w:proofErr w:type="gramEnd"/>
+      <w:r>
+        <w:rPr>
+          <w:rFonts w:hint="eastAsia"/>
+        </w:rPr>
+        <w:t>，长度会变成5呢？7怎么能等于5呢？而这个问题就是所谓的楼梯悖论。</w:t>
       </w:r>
     </w:p>
     <w:p>
@@ -1114,7 +1142,14 @@
         <w:rPr>
           <w:rFonts w:ascii="Cambria Math" w:hAnsi="Cambria Math" w:hint="eastAsia"/>
         </w:rPr>
-        <w:t>是第</w:t>
+        <w:t>是</w:t>
+      </w:r>
+      <w:proofErr w:type="gramStart"/>
+      <w:r>
+        <w:rPr>
+          <w:rFonts w:ascii="Cambria Math" w:hAnsi="Cambria Math" w:hint="eastAsia"/>
+        </w:rPr>
+        <w:t>第</w:t>
       </w:r>
       <w:r>
         <w:rPr>
@@ -1126,7 +1161,14 @@
         <w:rPr>
           <w:rFonts w:ascii="Cambria Math" w:hAnsi="Cambria Math" w:hint="eastAsia"/>
         </w:rPr>
-        <w:t>维上度量的结果，</w:t>
+        <w:t>维上度量</w:t>
+      </w:r>
+      <w:proofErr w:type="gramEnd"/>
+      <w:r>
+        <w:rPr>
+          <w:rFonts w:ascii="Cambria Math" w:hAnsi="Cambria Math" w:hint="eastAsia"/>
+        </w:rPr>
+        <w:t>的结果，</w:t>
       </w:r>
       <m:oMath>
         <m:r>
@@ -1166,7 +1208,14 @@
         <w:rPr>
           <w:rFonts w:ascii="Cambria Math" w:hAnsi="Cambria Math" w:hint="eastAsia"/>
         </w:rPr>
-        <w:t>是第</w:t>
+        <w:t>是</w:t>
+      </w:r>
+      <w:proofErr w:type="gramStart"/>
+      <w:r>
+        <w:rPr>
+          <w:rFonts w:ascii="Cambria Math" w:hAnsi="Cambria Math" w:hint="eastAsia"/>
+        </w:rPr>
+        <w:t>第</w:t>
       </w:r>
       <w:r>
         <w:rPr>
@@ -1178,7 +1227,14 @@
         <w:rPr>
           <w:rFonts w:ascii="Cambria Math" w:hAnsi="Cambria Math" w:hint="eastAsia"/>
         </w:rPr>
-        <w:t>维上度量的结果，</w:t>
+        <w:t>维上度量</w:t>
+      </w:r>
+      <w:proofErr w:type="gramEnd"/>
+      <w:r>
+        <w:rPr>
+          <w:rFonts w:ascii="Cambria Math" w:hAnsi="Cambria Math" w:hint="eastAsia"/>
+        </w:rPr>
+        <w:t>的结果，</w:t>
       </w:r>
     </w:p>
     <w:p>
@@ -1207,7 +1263,39 @@
           <w:rFonts w:ascii="Cambria Math" w:hAnsi="Cambria Math" w:hint="eastAsia"/>
           <w:iCs/>
         </w:rPr>
-        <w:t>了四个维数，而不是两个维数的问题，所以到这一步，问题并不是简单的从一维升维到二维，而是从一维升维到了四维</w:t>
+        <w:t>了四个维数，而不是两个维数的问题，所以到这一步，问题并不是简单的从</w:t>
+      </w:r>
+      <w:proofErr w:type="gramStart"/>
+      <w:r>
+        <w:rPr>
+          <w:rFonts w:ascii="Cambria Math" w:hAnsi="Cambria Math" w:hint="eastAsia"/>
+          <w:iCs/>
+        </w:rPr>
+        <w:t>一维升维到</w:t>
+      </w:r>
+      <w:proofErr w:type="gramEnd"/>
+      <w:r>
+        <w:rPr>
+          <w:rFonts w:ascii="Cambria Math" w:hAnsi="Cambria Math" w:hint="eastAsia"/>
+          <w:iCs/>
+        </w:rPr>
+        <w:t>二维，而是从</w:t>
+      </w:r>
+      <w:proofErr w:type="gramStart"/>
+      <w:r>
+        <w:rPr>
+          <w:rFonts w:ascii="Cambria Math" w:hAnsi="Cambria Math" w:hint="eastAsia"/>
+          <w:iCs/>
+        </w:rPr>
+        <w:t>一维升维到</w:t>
+      </w:r>
+      <w:proofErr w:type="gramEnd"/>
+      <w:r>
+        <w:rPr>
+          <w:rFonts w:ascii="Cambria Math" w:hAnsi="Cambria Math" w:hint="eastAsia"/>
+          <w:iCs/>
+        </w:rPr>
+        <w:t>了四维</w:t>
       </w:r>
       <w:r>
         <w:rPr>
@@ -1842,7 +1930,23 @@
           <w:rFonts w:ascii="Cambria Math" w:hAnsi="Cambria Math" w:hint="eastAsia"/>
           <w:iCs/>
         </w:rPr>
-        <w:t>从维数角度理解，降维之后的结果为，</w:t>
+        <w:t>从维数角度理解，</w:t>
+      </w:r>
+      <w:proofErr w:type="gramStart"/>
+      <w:r>
+        <w:rPr>
+          <w:rFonts w:ascii="Cambria Math" w:hAnsi="Cambria Math" w:hint="eastAsia"/>
+          <w:iCs/>
+        </w:rPr>
+        <w:t>降维之后</w:t>
+      </w:r>
+      <w:proofErr w:type="gramEnd"/>
+      <w:r>
+        <w:rPr>
+          <w:rFonts w:ascii="Cambria Math" w:hAnsi="Cambria Math" w:hint="eastAsia"/>
+          <w:iCs/>
+        </w:rPr>
+        <w:t>的结果为，</w:t>
       </w:r>
     </w:p>
     <w:p>
@@ -3378,7 +3482,39 @@
           <w:iCs/>
         </w:rPr>
         <w:lastRenderedPageBreak/>
-        <w:t>事实上不难发现，就是不降维，结果也是一样的，也就是说，涉及维数的运算全都是升维过程，对于观察者来说也是一样的，因为维数对于观察者来说的周期性已经模掉了升维造成影响。</w:t>
+        <w:t>事实上不难发现，就是不降维，结果也是一样的，也就是说，涉及维数的运算全都</w:t>
+      </w:r>
+      <w:proofErr w:type="gramStart"/>
+      <w:r>
+        <w:rPr>
+          <w:rFonts w:ascii="Cambria Math" w:hAnsi="Cambria Math" w:hint="eastAsia"/>
+          <w:iCs/>
+        </w:rPr>
+        <w:t>是升维过程</w:t>
+      </w:r>
+      <w:proofErr w:type="gramEnd"/>
+      <w:r>
+        <w:rPr>
+          <w:rFonts w:ascii="Cambria Math" w:hAnsi="Cambria Math" w:hint="eastAsia"/>
+          <w:iCs/>
+        </w:rPr>
+        <w:t>，对于观察者来说也是一样的，因为维数对于观察者来说的周期性已经</w:t>
+      </w:r>
+      <w:proofErr w:type="gramStart"/>
+      <w:r>
+        <w:rPr>
+          <w:rFonts w:ascii="Cambria Math" w:hAnsi="Cambria Math" w:hint="eastAsia"/>
+          <w:iCs/>
+        </w:rPr>
+        <w:t>模掉了升维造成</w:t>
+      </w:r>
+      <w:proofErr w:type="gramEnd"/>
+      <w:r>
+        <w:rPr>
+          <w:rFonts w:ascii="Cambria Math" w:hAnsi="Cambria Math" w:hint="eastAsia"/>
+          <w:iCs/>
+        </w:rPr>
+        <w:t>影响。</w:t>
       </w:r>
     </w:p>
     <w:p>
@@ -3512,7 +3648,23 @@
           <w:rFonts w:ascii="Cambria Math" w:hAnsi="Cambria Math" w:hint="eastAsia"/>
           <w:iCs/>
         </w:rPr>
-        <w:t>对于两个相继的维数只能通过对应的维数提升，在高维相加，然后再降维才能得到正确的结果。</w:t>
+        <w:t>对于两个相继的维数只能通过对应的维数提升，在高维相加，然后再降</w:t>
+      </w:r>
+      <w:proofErr w:type="gramStart"/>
+      <w:r>
+        <w:rPr>
+          <w:rFonts w:ascii="Cambria Math" w:hAnsi="Cambria Math" w:hint="eastAsia"/>
+          <w:iCs/>
+        </w:rPr>
+        <w:t>维才能</w:t>
+      </w:r>
+      <w:proofErr w:type="gramEnd"/>
+      <w:r>
+        <w:rPr>
+          <w:rFonts w:ascii="Cambria Math" w:hAnsi="Cambria Math" w:hint="eastAsia"/>
+          <w:iCs/>
+        </w:rPr>
+        <w:t>得到正确的结果。</w:t>
       </w:r>
       <w:r>
         <w:rPr>
@@ -3611,7 +3763,21 @@
         <w:rPr>
           <w:rFonts w:ascii="Cambria Math" w:hAnsi="Cambria Math" w:hint="eastAsia"/>
         </w:rPr>
-        <w:t>，在下一个维数上，它的平方就确定等于</w:t>
+        <w:t>，在下一个维数上，它的</w:t>
+      </w:r>
+      <w:proofErr w:type="gramStart"/>
+      <w:r>
+        <w:rPr>
+          <w:rFonts w:ascii="Cambria Math" w:hAnsi="Cambria Math" w:hint="eastAsia"/>
+        </w:rPr>
+        <w:t>平方就</w:t>
+      </w:r>
+      <w:proofErr w:type="gramEnd"/>
+      <w:r>
+        <w:rPr>
+          <w:rFonts w:ascii="Cambria Math" w:hAnsi="Cambria Math" w:hint="eastAsia"/>
+        </w:rPr>
+        <w:t>确定等于</w:t>
       </w:r>
       <w:r>
         <w:rPr>
@@ -3727,7 +3893,21 @@
         <w:rPr>
           <w:rFonts w:ascii="Cambria Math" w:hAnsi="Cambria Math" w:hint="eastAsia"/>
         </w:rPr>
-        <w:t>由此来说，仍然应当使用升维算法来计算两点的距离，而不是用认知上限来计算。当然相对于普朗克长度的尺度，宏观单位已经足够大，本体超过认知上限的事实已经被隐含在观测活动之中了，</w:t>
+        <w:t>由此来说，仍然应当</w:t>
+      </w:r>
+      <w:proofErr w:type="gramStart"/>
+      <w:r>
+        <w:rPr>
+          <w:rFonts w:ascii="Cambria Math" w:hAnsi="Cambria Math" w:hint="eastAsia"/>
+        </w:rPr>
+        <w:t>使用升维算法</w:t>
+      </w:r>
+      <w:proofErr w:type="gramEnd"/>
+      <w:r>
+        <w:rPr>
+          <w:rFonts w:ascii="Cambria Math" w:hAnsi="Cambria Math" w:hint="eastAsia"/>
+        </w:rPr>
+        <w:t>来计算两点的距离，而不是用认知上限来计算。当然相对于普朗克长度的尺度，宏观单位已经足够大，本体超过认知上限的事实已经被隐含在观测活动之中了，</w:t>
       </w:r>
       <w:r>
         <w:rPr>
@@ -3861,7 +4041,21 @@
         <w:rPr>
           <w:rFonts w:ascii="Cambria Math" w:hAnsi="Cambria Math" w:hint="eastAsia"/>
         </w:rPr>
-        <w:t>而从维数的不连续角度考虑，这些线其实都是各自断开的，只是正面投影到同一个平面上，才有了闭合的直角三角形。这一点和欧拉方程的螺旋线投影到平面上就是一个圆的原理是一样的。低维空间的复杂性，在高维空间是简单的，出现复杂状况，很可能就是高维空间</w:t>
+        <w:t>而从维数的不连续角度考虑，这些</w:t>
+      </w:r>
+      <w:proofErr w:type="gramStart"/>
+      <w:r>
+        <w:rPr>
+          <w:rFonts w:ascii="Cambria Math" w:hAnsi="Cambria Math" w:hint="eastAsia"/>
+        </w:rPr>
+        <w:t>线其实</w:t>
+      </w:r>
+      <w:proofErr w:type="gramEnd"/>
+      <w:r>
+        <w:rPr>
+          <w:rFonts w:ascii="Cambria Math" w:hAnsi="Cambria Math" w:hint="eastAsia"/>
+        </w:rPr>
+        <w:t>都是各自断开的，只是正面投影到同一个平面上，才有了闭合的直角三角形。这一点和欧拉方程的螺旋线投影到平面上就是一个圆的原理是一样的。低维空间的复杂性，在高维空间是简单的，出现复杂状况，很可能就是高维空间</w:t>
       </w:r>
       <w:r>
         <w:rPr>
